--- a/Science Books/Physics/Volume overview/18 - The Particle Zoo and the Standard Model.docx
+++ b/Science Books/Physics/Volume overview/18 - The Particle Zoo and the Standard Model.docx
@@ -109,7 +109,7 @@
         <w:jc w:val="both"/>
       </w:pPr>
       <w:r>
-        <w:t xml:space="preserve">The Standard Model divides matter particles into two broad families: quarks and leptons. Quarks participate in the strong interaction. Leptons do not carry color charge and therefore do not participate in the strong interaction. The six quarks are up, down, charm, strange, top, and bottom.</w:t>
+        <w:t>The Standard Model divides matter particles into two broad families: quarks and leptons. Quarks participate in the strong interaction because they carry something called color charge — a label borrowed from everyday color for convenience, with nothing to do with how anything actually looks. Leptons do not carry color charge and therefore do not participate in the strong interaction. The six quarks are up, down, charm, strange, top, and bottom.</w:t>
       </w:r>
     </w:p>
     <w:p>
@@ -205,7 +205,7 @@
         <w:jc w:val="both"/>
       </w:pPr>
       <w:r>
-        <w:t xml:space="preserve">You generally notice none of them. Neutrinos are produced in the Sun, radioactive processes, supernovae, nuclear reactors, and particle collisions. They are among the most abundant particles in the universe, and yet they are remarkably shy.</w:t>
+        <w:t>You generally notice none of them. Neutrinos are produced in the Sun, radioactive processes, supernovae, nuclear reactors, and particle collisions. They are among the most abundant particles in the universe, and yet they are surprisingly shy.</w:t>
       </w:r>
     </w:p>
     <w:p>
@@ -357,7 +357,7 @@
         <w:jc w:val="both"/>
       </w:pPr>
       <w:r>
-        <w:t xml:space="preserve">This self-interaction is one of the reasons QCD behaves so differently from electromagnetism. It is also tied to asymptotic freedom and confinement.</w:t>
+        <w:t>This self-interaction is one of the reasons QCD behaves so differently from electromagnetism. It is also tied to two of QCD's strangest habits: asymptotic freedom, meaning quarks act almost free of each other at extremely short range, and confinement, meaning the pull becomes unbreakable the moment you try to separate them — which is why a lone quark has never been caught wandering off on its own.</w:t>
       </w:r>
     </w:p>
     <w:p>

--- a/Science Books/Physics/Volume overview/18 - The Particle Zoo and the Standard Model.docx
+++ b/Science Books/Physics/Volume overview/18 - The Particle Zoo and the Standard Model.docx
@@ -9,7 +9,7 @@
         <w:jc w:val="center"/>
       </w:pPr>
       <w:r>
-        <w:t>Science for Everyone</w:t>
+        <w:t>Physics, Actually</w:t>
       </w:r>
     </w:p>
     <w:p>
